--- a/文字文稿1.docx
+++ b/文字文稿1.docx
@@ -246,6 +246,438 @@
                     <a:xfrm>
                       <a:off x="0" y="0"/>
                       <a:ext cx="5273040" cy="1225550"/>
+                    </a:xfrm>
+                    <a:prstGeom prst="rect">
+                      <a:avLst/>
+                    </a:prstGeom>
+                    <a:noFill/>
+                    <a:ln>
+                      <a:noFill/>
+                    </a:ln>
+                  </pic:spPr>
+                </pic:pic>
+              </a:graphicData>
+            </a:graphic>
+          </wp:inline>
+        </w:drawing>
+      </w:r>
+    </w:p>
+    <w:p>
+      <w:r>
+        <w:drawing>
+          <wp:inline distT="0" distB="0" distL="114300" distR="114300">
+            <wp:extent cx="5273040" cy="2263140"/>
+            <wp:effectExtent l="0" t="0" r="1905" b="6985"/>
+            <wp:docPr id="7" name="图片 1"/>
+            <wp:cNvGraphicFramePr>
+              <a:graphicFrameLocks xmlns:a="http://schemas.openxmlformats.org/drawingml/2006/main" noChangeAspect="1"/>
+            </wp:cNvGraphicFramePr>
+            <a:graphic xmlns:a="http://schemas.openxmlformats.org/drawingml/2006/main">
+              <a:graphicData uri="http://schemas.openxmlformats.org/drawingml/2006/picture">
+                <pic:pic xmlns:pic="http://schemas.openxmlformats.org/drawingml/2006/picture">
+                  <pic:nvPicPr>
+                    <pic:cNvPr id="7" name="图片 1"/>
+                    <pic:cNvPicPr>
+                      <a:picLocks noChangeAspect="1"/>
+                    </pic:cNvPicPr>
+                  </pic:nvPicPr>
+                  <pic:blipFill>
+                    <a:blip r:embed="rId10"/>
+                    <a:stretch>
+                      <a:fillRect/>
+                    </a:stretch>
+                  </pic:blipFill>
+                  <pic:spPr>
+                    <a:xfrm>
+                      <a:off x="0" y="0"/>
+                      <a:ext cx="5273040" cy="2263140"/>
+                    </a:xfrm>
+                    <a:prstGeom prst="rect">
+                      <a:avLst/>
+                    </a:prstGeom>
+                    <a:noFill/>
+                    <a:ln>
+                      <a:noFill/>
+                    </a:ln>
+                  </pic:spPr>
+                </pic:pic>
+              </a:graphicData>
+            </a:graphic>
+          </wp:inline>
+        </w:drawing>
+      </w:r>
+      <w:r>
+        <w:drawing>
+          <wp:inline distT="0" distB="0" distL="114300" distR="114300">
+            <wp:extent cx="5269230" cy="1251585"/>
+            <wp:effectExtent l="0" t="0" r="5715" b="3175"/>
+            <wp:docPr id="8" name="图片 2"/>
+            <wp:cNvGraphicFramePr>
+              <a:graphicFrameLocks xmlns:a="http://schemas.openxmlformats.org/drawingml/2006/main" noChangeAspect="1"/>
+            </wp:cNvGraphicFramePr>
+            <a:graphic xmlns:a="http://schemas.openxmlformats.org/drawingml/2006/main">
+              <a:graphicData uri="http://schemas.openxmlformats.org/drawingml/2006/picture">
+                <pic:pic xmlns:pic="http://schemas.openxmlformats.org/drawingml/2006/picture">
+                  <pic:nvPicPr>
+                    <pic:cNvPr id="8" name="图片 2"/>
+                    <pic:cNvPicPr>
+                      <a:picLocks noChangeAspect="1"/>
+                    </pic:cNvPicPr>
+                  </pic:nvPicPr>
+                  <pic:blipFill>
+                    <a:blip r:embed="rId11"/>
+                    <a:stretch>
+                      <a:fillRect/>
+                    </a:stretch>
+                  </pic:blipFill>
+                  <pic:spPr>
+                    <a:xfrm>
+                      <a:off x="0" y="0"/>
+                      <a:ext cx="5269230" cy="1251585"/>
+                    </a:xfrm>
+                    <a:prstGeom prst="rect">
+                      <a:avLst/>
+                    </a:prstGeom>
+                    <a:noFill/>
+                    <a:ln>
+                      <a:noFill/>
+                    </a:ln>
+                  </pic:spPr>
+                </pic:pic>
+              </a:graphicData>
+            </a:graphic>
+          </wp:inline>
+        </w:drawing>
+      </w:r>
+      <w:r>
+        <w:drawing>
+          <wp:inline distT="0" distB="0" distL="114300" distR="114300">
+            <wp:extent cx="5274310" cy="2284095"/>
+            <wp:effectExtent l="0" t="0" r="635" b="2540"/>
+            <wp:docPr id="9" name="图片 3"/>
+            <wp:cNvGraphicFramePr>
+              <a:graphicFrameLocks xmlns:a="http://schemas.openxmlformats.org/drawingml/2006/main" noChangeAspect="1"/>
+            </wp:cNvGraphicFramePr>
+            <a:graphic xmlns:a="http://schemas.openxmlformats.org/drawingml/2006/main">
+              <a:graphicData uri="http://schemas.openxmlformats.org/drawingml/2006/picture">
+                <pic:pic xmlns:pic="http://schemas.openxmlformats.org/drawingml/2006/picture">
+                  <pic:nvPicPr>
+                    <pic:cNvPr id="9" name="图片 3"/>
+                    <pic:cNvPicPr>
+                      <a:picLocks noChangeAspect="1"/>
+                    </pic:cNvPicPr>
+                  </pic:nvPicPr>
+                  <pic:blipFill>
+                    <a:blip r:embed="rId12"/>
+                    <a:stretch>
+                      <a:fillRect/>
+                    </a:stretch>
+                  </pic:blipFill>
+                  <pic:spPr>
+                    <a:xfrm>
+                      <a:off x="0" y="0"/>
+                      <a:ext cx="5274310" cy="2284095"/>
+                    </a:xfrm>
+                    <a:prstGeom prst="rect">
+                      <a:avLst/>
+                    </a:prstGeom>
+                    <a:noFill/>
+                    <a:ln>
+                      <a:noFill/>
+                    </a:ln>
+                  </pic:spPr>
+                </pic:pic>
+              </a:graphicData>
+            </a:graphic>
+          </wp:inline>
+        </w:drawing>
+      </w:r>
+      <w:r>
+        <w:drawing>
+          <wp:inline distT="0" distB="0" distL="114300" distR="114300">
+            <wp:extent cx="5269230" cy="1233805"/>
+            <wp:effectExtent l="0" t="0" r="5715" b="4445"/>
+            <wp:docPr id="10" name="图片 4"/>
+            <wp:cNvGraphicFramePr>
+              <a:graphicFrameLocks xmlns:a="http://schemas.openxmlformats.org/drawingml/2006/main" noChangeAspect="1"/>
+            </wp:cNvGraphicFramePr>
+            <a:graphic xmlns:a="http://schemas.openxmlformats.org/drawingml/2006/main">
+              <a:graphicData uri="http://schemas.openxmlformats.org/drawingml/2006/picture">
+                <pic:pic xmlns:pic="http://schemas.openxmlformats.org/drawingml/2006/picture">
+                  <pic:nvPicPr>
+                    <pic:cNvPr id="10" name="图片 4"/>
+                    <pic:cNvPicPr>
+                      <a:picLocks noChangeAspect="1"/>
+                    </pic:cNvPicPr>
+                  </pic:nvPicPr>
+                  <pic:blipFill>
+                    <a:blip r:embed="rId13"/>
+                    <a:stretch>
+                      <a:fillRect/>
+                    </a:stretch>
+                  </pic:blipFill>
+                  <pic:spPr>
+                    <a:xfrm>
+                      <a:off x="0" y="0"/>
+                      <a:ext cx="5269230" cy="1233805"/>
+                    </a:xfrm>
+                    <a:prstGeom prst="rect">
+                      <a:avLst/>
+                    </a:prstGeom>
+                    <a:noFill/>
+                    <a:ln>
+                      <a:noFill/>
+                    </a:ln>
+                  </pic:spPr>
+                </pic:pic>
+              </a:graphicData>
+            </a:graphic>
+          </wp:inline>
+        </w:drawing>
+      </w:r>
+      <w:r>
+        <w:drawing>
+          <wp:inline distT="0" distB="0" distL="114300" distR="114300">
+            <wp:extent cx="5270500" cy="2145665"/>
+            <wp:effectExtent l="0" t="0" r="4445" b="635"/>
+            <wp:docPr id="11" name="图片 5"/>
+            <wp:cNvGraphicFramePr>
+              <a:graphicFrameLocks xmlns:a="http://schemas.openxmlformats.org/drawingml/2006/main" noChangeAspect="1"/>
+            </wp:cNvGraphicFramePr>
+            <a:graphic xmlns:a="http://schemas.openxmlformats.org/drawingml/2006/main">
+              <a:graphicData uri="http://schemas.openxmlformats.org/drawingml/2006/picture">
+                <pic:pic xmlns:pic="http://schemas.openxmlformats.org/drawingml/2006/picture">
+                  <pic:nvPicPr>
+                    <pic:cNvPr id="11" name="图片 5"/>
+                    <pic:cNvPicPr>
+                      <a:picLocks noChangeAspect="1"/>
+                    </pic:cNvPicPr>
+                  </pic:nvPicPr>
+                  <pic:blipFill>
+                    <a:blip r:embed="rId14"/>
+                    <a:stretch>
+                      <a:fillRect/>
+                    </a:stretch>
+                  </pic:blipFill>
+                  <pic:spPr>
+                    <a:xfrm>
+                      <a:off x="0" y="0"/>
+                      <a:ext cx="5270500" cy="2145665"/>
+                    </a:xfrm>
+                    <a:prstGeom prst="rect">
+                      <a:avLst/>
+                    </a:prstGeom>
+                    <a:noFill/>
+                    <a:ln>
+                      <a:noFill/>
+                    </a:ln>
+                  </pic:spPr>
+                </pic:pic>
+              </a:graphicData>
+            </a:graphic>
+          </wp:inline>
+        </w:drawing>
+      </w:r>
+      <w:r>
+        <w:drawing>
+          <wp:inline distT="0" distB="0" distL="114300" distR="114300">
+            <wp:extent cx="5273675" cy="2321560"/>
+            <wp:effectExtent l="0" t="0" r="1270" b="6350"/>
+            <wp:docPr id="12" name="图片 6"/>
+            <wp:cNvGraphicFramePr>
+              <a:graphicFrameLocks xmlns:a="http://schemas.openxmlformats.org/drawingml/2006/main" noChangeAspect="1"/>
+            </wp:cNvGraphicFramePr>
+            <a:graphic xmlns:a="http://schemas.openxmlformats.org/drawingml/2006/main">
+              <a:graphicData uri="http://schemas.openxmlformats.org/drawingml/2006/picture">
+                <pic:pic xmlns:pic="http://schemas.openxmlformats.org/drawingml/2006/picture">
+                  <pic:nvPicPr>
+                    <pic:cNvPr id="12" name="图片 6"/>
+                    <pic:cNvPicPr>
+                      <a:picLocks noChangeAspect="1"/>
+                    </pic:cNvPicPr>
+                  </pic:nvPicPr>
+                  <pic:blipFill>
+                    <a:blip r:embed="rId15"/>
+                    <a:stretch>
+                      <a:fillRect/>
+                    </a:stretch>
+                  </pic:blipFill>
+                  <pic:spPr>
+                    <a:xfrm>
+                      <a:off x="0" y="0"/>
+                      <a:ext cx="5273675" cy="2321560"/>
+                    </a:xfrm>
+                    <a:prstGeom prst="rect">
+                      <a:avLst/>
+                    </a:prstGeom>
+                    <a:noFill/>
+                    <a:ln>
+                      <a:noFill/>
+                    </a:ln>
+                  </pic:spPr>
+                </pic:pic>
+              </a:graphicData>
+            </a:graphic>
+          </wp:inline>
+        </w:drawing>
+      </w:r>
+      <w:r>
+        <w:drawing>
+          <wp:inline distT="0" distB="0" distL="114300" distR="114300">
+            <wp:extent cx="5269865" cy="1795145"/>
+            <wp:effectExtent l="0" t="0" r="5080" b="4445"/>
+            <wp:docPr id="13" name="图片 7"/>
+            <wp:cNvGraphicFramePr>
+              <a:graphicFrameLocks xmlns:a="http://schemas.openxmlformats.org/drawingml/2006/main" noChangeAspect="1"/>
+            </wp:cNvGraphicFramePr>
+            <a:graphic xmlns:a="http://schemas.openxmlformats.org/drawingml/2006/main">
+              <a:graphicData uri="http://schemas.openxmlformats.org/drawingml/2006/picture">
+                <pic:pic xmlns:pic="http://schemas.openxmlformats.org/drawingml/2006/picture">
+                  <pic:nvPicPr>
+                    <pic:cNvPr id="13" name="图片 7"/>
+                    <pic:cNvPicPr>
+                      <a:picLocks noChangeAspect="1"/>
+                    </pic:cNvPicPr>
+                  </pic:nvPicPr>
+                  <pic:blipFill>
+                    <a:blip r:embed="rId16"/>
+                    <a:stretch>
+                      <a:fillRect/>
+                    </a:stretch>
+                  </pic:blipFill>
+                  <pic:spPr>
+                    <a:xfrm>
+                      <a:off x="0" y="0"/>
+                      <a:ext cx="5269865" cy="1795145"/>
+                    </a:xfrm>
+                    <a:prstGeom prst="rect">
+                      <a:avLst/>
+                    </a:prstGeom>
+                    <a:noFill/>
+                    <a:ln>
+                      <a:noFill/>
+                    </a:ln>
+                  </pic:spPr>
+                </pic:pic>
+              </a:graphicData>
+            </a:graphic>
+          </wp:inline>
+        </w:drawing>
+      </w:r>
+      <w:r>
+        <w:drawing>
+          <wp:inline distT="0" distB="0" distL="114300" distR="114300">
+            <wp:extent cx="5265420" cy="2308225"/>
+            <wp:effectExtent l="0" t="0" r="1270" b="3175"/>
+            <wp:docPr id="14" name="图片 8"/>
+            <wp:cNvGraphicFramePr>
+              <a:graphicFrameLocks xmlns:a="http://schemas.openxmlformats.org/drawingml/2006/main" noChangeAspect="1"/>
+            </wp:cNvGraphicFramePr>
+            <a:graphic xmlns:a="http://schemas.openxmlformats.org/drawingml/2006/main">
+              <a:graphicData uri="http://schemas.openxmlformats.org/drawingml/2006/picture">
+                <pic:pic xmlns:pic="http://schemas.openxmlformats.org/drawingml/2006/picture">
+                  <pic:nvPicPr>
+                    <pic:cNvPr id="14" name="图片 8"/>
+                    <pic:cNvPicPr>
+                      <a:picLocks noChangeAspect="1"/>
+                    </pic:cNvPicPr>
+                  </pic:nvPicPr>
+                  <pic:blipFill>
+                    <a:blip r:embed="rId17"/>
+                    <a:stretch>
+                      <a:fillRect/>
+                    </a:stretch>
+                  </pic:blipFill>
+                  <pic:spPr>
+                    <a:xfrm>
+                      <a:off x="0" y="0"/>
+                      <a:ext cx="5265420" cy="2308225"/>
+                    </a:xfrm>
+                    <a:prstGeom prst="rect">
+                      <a:avLst/>
+                    </a:prstGeom>
+                    <a:noFill/>
+                    <a:ln>
+                      <a:noFill/>
+                    </a:ln>
+                  </pic:spPr>
+                </pic:pic>
+              </a:graphicData>
+            </a:graphic>
+          </wp:inline>
+        </w:drawing>
+      </w:r>
+      <w:r>
+        <w:drawing>
+          <wp:inline distT="0" distB="0" distL="114300" distR="114300">
+            <wp:extent cx="5271770" cy="1584960"/>
+            <wp:effectExtent l="0" t="0" r="3175" b="0"/>
+            <wp:docPr id="15" name="图片 9"/>
+            <wp:cNvGraphicFramePr>
+              <a:graphicFrameLocks xmlns:a="http://schemas.openxmlformats.org/drawingml/2006/main" noChangeAspect="1"/>
+            </wp:cNvGraphicFramePr>
+            <a:graphic xmlns:a="http://schemas.openxmlformats.org/drawingml/2006/main">
+              <a:graphicData uri="http://schemas.openxmlformats.org/drawingml/2006/picture">
+                <pic:pic xmlns:pic="http://schemas.openxmlformats.org/drawingml/2006/picture">
+                  <pic:nvPicPr>
+                    <pic:cNvPr id="15" name="图片 9"/>
+                    <pic:cNvPicPr>
+                      <a:picLocks noChangeAspect="1"/>
+                    </pic:cNvPicPr>
+                  </pic:nvPicPr>
+                  <pic:blipFill>
+                    <a:blip r:embed="rId18"/>
+                    <a:stretch>
+                      <a:fillRect/>
+                    </a:stretch>
+                  </pic:blipFill>
+                  <pic:spPr>
+                    <a:xfrm>
+                      <a:off x="0" y="0"/>
+                      <a:ext cx="5271770" cy="1584960"/>
+                    </a:xfrm>
+                    <a:prstGeom prst="rect">
+                      <a:avLst/>
+                    </a:prstGeom>
+                    <a:noFill/>
+                    <a:ln>
+                      <a:noFill/>
+                    </a:ln>
+                  </pic:spPr>
+                </pic:pic>
+              </a:graphicData>
+            </a:graphic>
+          </wp:inline>
+        </w:drawing>
+      </w:r>
+      <w:r>
+        <w:drawing>
+          <wp:inline distT="0" distB="0" distL="114300" distR="114300">
+            <wp:extent cx="5267960" cy="1645920"/>
+            <wp:effectExtent l="0" t="0" r="6985" b="5080"/>
+            <wp:docPr id="16" name="图片 10"/>
+            <wp:cNvGraphicFramePr>
+              <a:graphicFrameLocks xmlns:a="http://schemas.openxmlformats.org/drawingml/2006/main" noChangeAspect="1"/>
+            </wp:cNvGraphicFramePr>
+            <a:graphic xmlns:a="http://schemas.openxmlformats.org/drawingml/2006/main">
+              <a:graphicData uri="http://schemas.openxmlformats.org/drawingml/2006/picture">
+                <pic:pic xmlns:pic="http://schemas.openxmlformats.org/drawingml/2006/picture">
+                  <pic:nvPicPr>
+                    <pic:cNvPr id="16" name="图片 10"/>
+                    <pic:cNvPicPr>
+                      <a:picLocks noChangeAspect="1"/>
+                    </pic:cNvPicPr>
+                  </pic:nvPicPr>
+                  <pic:blipFill>
+                    <a:blip r:embed="rId19"/>
+                    <a:stretch>
+                      <a:fillRect/>
+                    </a:stretch>
+                  </pic:blipFill>
+                  <pic:spPr>
+                    <a:xfrm>
+                      <a:off x="0" y="0"/>
+                      <a:ext cx="5267960" cy="1645920"/>
                     </a:xfrm>
                     <a:prstGeom prst="rect">
                       <a:avLst/>
